--- a/lessons/7-5/homework.docx
+++ b/lessons/7-5/homework.docx
@@ -106,7 +106,55 @@
     </w:p>
     <w:p>
       <w:pPr>
-        <w:spacing w:after="60"/>
+        <w:keepNext/>
+        <w:spacing w:after="20" w:before="80"/>
+        <w:jc w:val="center"/>
+      </w:pPr>
+      <w:r>
+        <w:drawing>
+          <wp:inline distT="0" distB="0" distL="0" distR="0">
+            <wp:extent cx="1047750" cy="790575"/>
+            <wp:effectExtent t="0" r="0" b="0" l="0"/>
+            <wp:docPr id="1" name="" descr="" title=""/>
+            <wp:cNvGraphicFramePr>
+              <a:graphicFrameLocks xmlns:a="http://schemas.openxmlformats.org/drawingml/2006/main" noChangeAspect="1"/>
+            </wp:cNvGraphicFramePr>
+            <a:graphic xmlns:a="http://schemas.openxmlformats.org/drawingml/2006/main">
+              <a:graphicData uri="http://schemas.openxmlformats.org/drawingml/2006/picture">
+                <pic:pic xmlns:pic="http://schemas.openxmlformats.org/drawingml/2006/picture">
+                  <pic:nvPicPr>
+                    <pic:cNvPr id="0" name="" descr=""/>
+                    <pic:cNvPicPr>
+                      <a:picLocks noChangeAspect="1" noChangeArrowheads="1"/>
+                    </pic:cNvPicPr>
+                  </pic:nvPicPr>
+                  <pic:blipFill>
+                    <a:blip r:embed="rId7" cstate="none"/>
+                    <a:srcRect/>
+                    <a:stretch>
+                      <a:fillRect/>
+                    </a:stretch>
+                  </pic:blipFill>
+                  <pic:spPr bwMode="auto">
+                    <a:xfrm>
+                      <a:off x="0" y="0"/>
+                      <a:ext cx="1047750" cy="790575"/>
+                    </a:xfrm>
+                    <a:prstGeom prst="rect">
+                      <a:avLst/>
+                    </a:prstGeom>
+                  </pic:spPr>
+                </pic:pic>
+              </a:graphicData>
+            </a:graphic>
+          </wp:inline>
+        </w:drawing>
+      </w:r>
+    </w:p>
+    <w:p>
+      <w:pPr>
+        <w:keepNext/>
+        <w:spacing w:after="120"/>
       </w:pPr>
       <w:r>
         <w:rPr>
@@ -116,12 +164,60 @@
         <w:t xml:space="preserve">Number line (Recta numérica)</w:t>
       </w:r>
       <w:r>
-        <w:t xml:space="preserve"> — A line that shows numbers in order, used to graph solutions of inequalities</w:t>
-      </w:r>
-    </w:p>
-    <w:p>
-      <w:pPr>
-        <w:spacing w:after="60"/>
+        <w:t xml:space="preserve"> — A line with numbers in order. You use it to show answers.</w:t>
+      </w:r>
+    </w:p>
+    <w:p>
+      <w:pPr>
+        <w:keepNext/>
+        <w:spacing w:after="20" w:before="80"/>
+        <w:jc w:val="center"/>
+      </w:pPr>
+      <w:r>
+        <w:drawing>
+          <wp:inline distT="0" distB="0" distL="0" distR="0">
+            <wp:extent cx="1047750" cy="790575"/>
+            <wp:effectExtent t="0" r="0" b="0" l="0"/>
+            <wp:docPr id="1" name="" descr="" title=""/>
+            <wp:cNvGraphicFramePr>
+              <a:graphicFrameLocks xmlns:a="http://schemas.openxmlformats.org/drawingml/2006/main" noChangeAspect="1"/>
+            </wp:cNvGraphicFramePr>
+            <a:graphic xmlns:a="http://schemas.openxmlformats.org/drawingml/2006/main">
+              <a:graphicData uri="http://schemas.openxmlformats.org/drawingml/2006/picture">
+                <pic:pic xmlns:pic="http://schemas.openxmlformats.org/drawingml/2006/picture">
+                  <pic:nvPicPr>
+                    <pic:cNvPr id="0" name="" descr=""/>
+                    <pic:cNvPicPr>
+                      <a:picLocks noChangeAspect="1" noChangeArrowheads="1"/>
+                    </pic:cNvPicPr>
+                  </pic:nvPicPr>
+                  <pic:blipFill>
+                    <a:blip r:embed="rId8" cstate="none"/>
+                    <a:srcRect/>
+                    <a:stretch>
+                      <a:fillRect/>
+                    </a:stretch>
+                  </pic:blipFill>
+                  <pic:spPr bwMode="auto">
+                    <a:xfrm>
+                      <a:off x="0" y="0"/>
+                      <a:ext cx="1047750" cy="790575"/>
+                    </a:xfrm>
+                    <a:prstGeom prst="rect">
+                      <a:avLst/>
+                    </a:prstGeom>
+                  </pic:spPr>
+                </pic:pic>
+              </a:graphicData>
+            </a:graphic>
+          </wp:inline>
+        </w:drawing>
+      </w:r>
+    </w:p>
+    <w:p>
+      <w:pPr>
+        <w:keepNext/>
+        <w:spacing w:after="120"/>
       </w:pPr>
       <w:r>
         <w:rPr>
@@ -131,12 +227,60 @@
         <w:t xml:space="preserve">Open circle (Círculo abierto)</w:t>
       </w:r>
       <w:r>
-        <w:t xml:space="preserve"> — A circle on a number line that shows a value is NOT included in the solution set</w:t>
-      </w:r>
-    </w:p>
-    <w:p>
-      <w:pPr>
-        <w:spacing w:after="60"/>
+        <w:t xml:space="preserve"> — An empty circle showing a number is NOT included.</w:t>
+      </w:r>
+    </w:p>
+    <w:p>
+      <w:pPr>
+        <w:keepNext/>
+        <w:spacing w:after="20" w:before="80"/>
+        <w:jc w:val="center"/>
+      </w:pPr>
+      <w:r>
+        <w:drawing>
+          <wp:inline distT="0" distB="0" distL="0" distR="0">
+            <wp:extent cx="1047750" cy="790575"/>
+            <wp:effectExtent t="0" r="0" b="0" l="0"/>
+            <wp:docPr id="1" name="" descr="" title=""/>
+            <wp:cNvGraphicFramePr>
+              <a:graphicFrameLocks xmlns:a="http://schemas.openxmlformats.org/drawingml/2006/main" noChangeAspect="1"/>
+            </wp:cNvGraphicFramePr>
+            <a:graphic xmlns:a="http://schemas.openxmlformats.org/drawingml/2006/main">
+              <a:graphicData uri="http://schemas.openxmlformats.org/drawingml/2006/picture">
+                <pic:pic xmlns:pic="http://schemas.openxmlformats.org/drawingml/2006/picture">
+                  <pic:nvPicPr>
+                    <pic:cNvPr id="0" name="" descr=""/>
+                    <pic:cNvPicPr>
+                      <a:picLocks noChangeAspect="1" noChangeArrowheads="1"/>
+                    </pic:cNvPicPr>
+                  </pic:nvPicPr>
+                  <pic:blipFill>
+                    <a:blip r:embed="rId8" cstate="none"/>
+                    <a:srcRect/>
+                    <a:stretch>
+                      <a:fillRect/>
+                    </a:stretch>
+                  </pic:blipFill>
+                  <pic:spPr bwMode="auto">
+                    <a:xfrm>
+                      <a:off x="0" y="0"/>
+                      <a:ext cx="1047750" cy="790575"/>
+                    </a:xfrm>
+                    <a:prstGeom prst="rect">
+                      <a:avLst/>
+                    </a:prstGeom>
+                  </pic:spPr>
+                </pic:pic>
+              </a:graphicData>
+            </a:graphic>
+          </wp:inline>
+        </w:drawing>
+      </w:r>
+    </w:p>
+    <w:p>
+      <w:pPr>
+        <w:keepNext/>
+        <w:spacing w:after="120"/>
       </w:pPr>
       <w:r>
         <w:rPr>
@@ -146,12 +290,60 @@
         <w:t xml:space="preserve">Closed circle (Círculo cerrado)</w:t>
       </w:r>
       <w:r>
-        <w:t xml:space="preserve"> — A filled-in circle on a number line that shows a value IS included in the solution set</w:t>
-      </w:r>
-    </w:p>
-    <w:p>
-      <w:pPr>
-        <w:spacing w:after="60"/>
+        <w:t xml:space="preserve"> — A filled-in circle showing a number IS included.</w:t>
+      </w:r>
+    </w:p>
+    <w:p>
+      <w:pPr>
+        <w:keepNext/>
+        <w:spacing w:after="20" w:before="80"/>
+        <w:jc w:val="center"/>
+      </w:pPr>
+      <w:r>
+        <w:drawing>
+          <wp:inline distT="0" distB="0" distL="0" distR="0">
+            <wp:extent cx="1047750" cy="790575"/>
+            <wp:effectExtent t="0" r="0" b="0" l="0"/>
+            <wp:docPr id="1" name="" descr="" title=""/>
+            <wp:cNvGraphicFramePr>
+              <a:graphicFrameLocks xmlns:a="http://schemas.openxmlformats.org/drawingml/2006/main" noChangeAspect="1"/>
+            </wp:cNvGraphicFramePr>
+            <a:graphic xmlns:a="http://schemas.openxmlformats.org/drawingml/2006/main">
+              <a:graphicData uri="http://schemas.openxmlformats.org/drawingml/2006/picture">
+                <pic:pic xmlns:pic="http://schemas.openxmlformats.org/drawingml/2006/picture">
+                  <pic:nvPicPr>
+                    <pic:cNvPr id="0" name="" descr=""/>
+                    <pic:cNvPicPr>
+                      <a:picLocks noChangeAspect="1" noChangeArrowheads="1"/>
+                    </pic:cNvPicPr>
+                  </pic:nvPicPr>
+                  <pic:blipFill>
+                    <a:blip r:embed="rId8" cstate="none"/>
+                    <a:srcRect/>
+                    <a:stretch>
+                      <a:fillRect/>
+                    </a:stretch>
+                  </pic:blipFill>
+                  <pic:spPr bwMode="auto">
+                    <a:xfrm>
+                      <a:off x="0" y="0"/>
+                      <a:ext cx="1047750" cy="790575"/>
+                    </a:xfrm>
+                    <a:prstGeom prst="rect">
+                      <a:avLst/>
+                    </a:prstGeom>
+                  </pic:spPr>
+                </pic:pic>
+              </a:graphicData>
+            </a:graphic>
+          </wp:inline>
+        </w:drawing>
+      </w:r>
+    </w:p>
+    <w:p>
+      <w:pPr>
+        <w:keepNext/>
+        <w:spacing w:after="120"/>
       </w:pPr>
       <w:r>
         <w:rPr>
@@ -161,7 +353,133 @@
         <w:t xml:space="preserve">Solution set (Conjunto solución)</w:t>
       </w:r>
       <w:r>
-        <w:t xml:space="preserve"> — All values that make an inequality true</w:t>
+        <w:t xml:space="preserve"> — All the numbers that make the inequality true.</w:t>
+      </w:r>
+    </w:p>
+    <w:p>
+      <w:pPr>
+        <w:keepNext/>
+        <w:spacing w:after="20" w:before="80"/>
+        <w:jc w:val="center"/>
+      </w:pPr>
+      <w:r>
+        <w:drawing>
+          <wp:inline distT="0" distB="0" distL="0" distR="0">
+            <wp:extent cx="1047750" cy="790575"/>
+            <wp:effectExtent t="0" r="0" b="0" l="0"/>
+            <wp:docPr id="1" name="" descr="" title=""/>
+            <wp:cNvGraphicFramePr>
+              <a:graphicFrameLocks xmlns:a="http://schemas.openxmlformats.org/drawingml/2006/main" noChangeAspect="1"/>
+            </wp:cNvGraphicFramePr>
+            <a:graphic xmlns:a="http://schemas.openxmlformats.org/drawingml/2006/main">
+              <a:graphicData uri="http://schemas.openxmlformats.org/drawingml/2006/picture">
+                <pic:pic xmlns:pic="http://schemas.openxmlformats.org/drawingml/2006/picture">
+                  <pic:nvPicPr>
+                    <pic:cNvPr id="0" name="" descr=""/>
+                    <pic:cNvPicPr>
+                      <a:picLocks noChangeAspect="1" noChangeArrowheads="1"/>
+                    </pic:cNvPicPr>
+                  </pic:nvPicPr>
+                  <pic:blipFill>
+                    <a:blip r:embed="rId8" cstate="none"/>
+                    <a:srcRect/>
+                    <a:stretch>
+                      <a:fillRect/>
+                    </a:stretch>
+                  </pic:blipFill>
+                  <pic:spPr bwMode="auto">
+                    <a:xfrm>
+                      <a:off x="0" y="0"/>
+                      <a:ext cx="1047750" cy="790575"/>
+                    </a:xfrm>
+                    <a:prstGeom prst="rect">
+                      <a:avLst/>
+                    </a:prstGeom>
+                  </pic:spPr>
+                </pic:pic>
+              </a:graphicData>
+            </a:graphic>
+          </wp:inline>
+        </w:drawing>
+      </w:r>
+    </w:p>
+    <w:p>
+      <w:pPr>
+        <w:keepNext/>
+        <w:spacing w:after="120"/>
+      </w:pPr>
+      <w:r>
+        <w:rPr>
+          <w:b/>
+          <w:bCs/>
+        </w:rPr>
+        <w:t xml:space="preserve">Inequality (Desigualdad)</w:t>
+      </w:r>
+      <w:r>
+        <w:t xml:space="preserve"> — A math sentence comparing two amounts with &lt;, &gt;, ≤, or ≥.</w:t>
+      </w:r>
+    </w:p>
+    <w:p>
+      <w:pPr>
+        <w:keepNext/>
+        <w:spacing w:after="20" w:before="80"/>
+        <w:jc w:val="center"/>
+      </w:pPr>
+      <w:r>
+        <w:drawing>
+          <wp:inline distT="0" distB="0" distL="0" distR="0">
+            <wp:extent cx="1047750" cy="790575"/>
+            <wp:effectExtent t="0" r="0" b="0" l="0"/>
+            <wp:docPr id="1" name="" descr="" title=""/>
+            <wp:cNvGraphicFramePr>
+              <a:graphicFrameLocks xmlns:a="http://schemas.openxmlformats.org/drawingml/2006/main" noChangeAspect="1"/>
+            </wp:cNvGraphicFramePr>
+            <a:graphic xmlns:a="http://schemas.openxmlformats.org/drawingml/2006/main">
+              <a:graphicData uri="http://schemas.openxmlformats.org/drawingml/2006/picture">
+                <pic:pic xmlns:pic="http://schemas.openxmlformats.org/drawingml/2006/picture">
+                  <pic:nvPicPr>
+                    <pic:cNvPr id="0" name="" descr=""/>
+                    <pic:cNvPicPr>
+                      <a:picLocks noChangeAspect="1" noChangeArrowheads="1"/>
+                    </pic:cNvPicPr>
+                  </pic:nvPicPr>
+                  <pic:blipFill>
+                    <a:blip r:embed="rId9" cstate="none"/>
+                    <a:srcRect/>
+                    <a:stretch>
+                      <a:fillRect/>
+                    </a:stretch>
+                  </pic:blipFill>
+                  <pic:spPr bwMode="auto">
+                    <a:xfrm>
+                      <a:off x="0" y="0"/>
+                      <a:ext cx="1047750" cy="790575"/>
+                    </a:xfrm>
+                    <a:prstGeom prst="rect">
+                      <a:avLst/>
+                    </a:prstGeom>
+                  </pic:spPr>
+                </pic:pic>
+              </a:graphicData>
+            </a:graphic>
+          </wp:inline>
+        </w:drawing>
+      </w:r>
+    </w:p>
+    <w:p>
+      <w:pPr>
+        <w:keepNext/>
+        <w:spacing w:after="120"/>
+      </w:pPr>
+      <w:r>
+        <w:rPr>
+          <w:b/>
+          <w:bCs/>
+        </w:rPr>
+        <w:t xml:space="preserve">Boundary point (Punto límite)</w:t>
+      </w:r>
+      <w:r>
+        <w:t xml:space="preserve"> — The number on the number line where the solution set starts.</w:t>
       </w:r>
     </w:p>
     <w:p>

--- a/lessons/7-5/homework.docx
+++ b/lessons/7-5/homework.docx
@@ -24,7 +24,7 @@
           <w:i/>
           <w:iCs/>
         </w:rPr>
-        <w:t xml:space="preserve">Lesson 7-5  •  Standard 6.EE.8</w:t>
+        <w:t xml:space="preserve">Lesson 7-5  •  Standard 6.AT.9</w:t>
       </w:r>
     </w:p>
     <w:p>
@@ -958,39 +958,43 @@
           <w:b/>
           <w:bCs/>
         </w:rPr>
-        <w:t xml:space="preserve">5. On a number line, x &gt; 3 is shown with...</w:t>
-      </w:r>
-    </w:p>
-    <w:p>
-      <w:pPr>
-        <w:spacing w:after="40" w:before="0"/>
-      </w:pPr>
-      <w:r>
-        <w:t xml:space="preserve">     A. An open circle at 3, shaded to the right</w:t>
-      </w:r>
-    </w:p>
-    <w:p>
-      <w:pPr>
-        <w:spacing w:after="40" w:before="0"/>
-      </w:pPr>
-      <w:r>
-        <w:t xml:space="preserve">     B. A closed circle at 3, shaded left</w:t>
-      </w:r>
-    </w:p>
-    <w:p>
-      <w:pPr>
-        <w:spacing w:after="40" w:before="0"/>
-      </w:pPr>
-      <w:r>
-        <w:t xml:space="preserve">     C. A closed circle at 3, shaded right</w:t>
-      </w:r>
-    </w:p>
-    <w:p>
-      <w:pPr>
-        <w:spacing w:after="40" w:before="0"/>
-      </w:pPr>
-      <w:r>
-        <w:t xml:space="preserve">     D. An open circle at 3, shaded left</w:t>
+        <w:t xml:space="preserve">5. onLevel — Spot the Common Mistake</w:t>
+      </w:r>
+    </w:p>
+    <w:p>
+      <w:pPr>
+        <w:spacing w:after="40" w:before="0"/>
+      </w:pPr>
+      <w:r>
+        <w:t xml:space="preserve">   Step 1 (Read): A student is working on Graph Inequalities.</w:t>
+      </w:r>
+    </w:p>
+    <w:p>
+      <w:pPr>
+        <w:spacing w:after="40" w:before="0"/>
+      </w:pPr>
+      <w:r>
+        <w:t xml:space="preserve">   Step 2 (Attempt): They ignored the rule: Closed circle for ≤ or ≥ (included), open circle for &lt; or &gt; (not included); shade right for greater, left for less.</w:t>
+      </w:r>
+    </w:p>
+    <w:p>
+      <w:pPr>
+        <w:spacing w:after="40" w:before="0"/>
+      </w:pPr>
+      <w:r>
+        <w:t xml:space="preserve">   Step 3 (Check): The answer does not match the math rule from class.</w:t>
+      </w:r>
+    </w:p>
+    <w:p>
+      <w:pPr>
+        <w:spacing w:after="60" w:before="0"/>
+      </w:pPr>
+      <w:r>
+        <w:rPr>
+          <w:i/>
+          <w:iCs/>
+        </w:rPr>
+        <w:t xml:space="preserve">Which step has the mistake? Explain and fix it:</w:t>
       </w:r>
     </w:p>
     <w:p>
@@ -1006,6 +1010,28 @@
     </w:p>
     <w:p>
       <w:pPr>
+        <w:spacing w:after="60" w:before="120"/>
+      </w:pPr>
+      <w:r>
+        <w:rPr>
+          <w:color w:val="BBBBBB"/>
+        </w:rPr>
+        <w:t xml:space="preserve">______________________________________________________________________</w:t>
+      </w:r>
+    </w:p>
+    <w:p>
+      <w:pPr>
+        <w:spacing w:after="60" w:before="120"/>
+      </w:pPr>
+      <w:r>
+        <w:rPr>
+          <w:color w:val="BBBBBB"/>
+        </w:rPr>
+        <w:t xml:space="preserve">______________________________________________________________________</w:t>
+      </w:r>
+    </w:p>
+    <w:p>
+      <w:pPr>
         <w:spacing w:after="80" w:before="0"/>
       </w:pPr>
       <w:r>
@@ -1013,39 +1039,39 @@
           <w:b/>
           <w:bCs/>
         </w:rPr>
-        <w:t xml:space="preserve">6. Which inequality has a closed (filled) circle on its graph?</w:t>
-      </w:r>
-    </w:p>
-    <w:p>
-      <w:pPr>
-        <w:spacing w:after="40" w:before="0"/>
-      </w:pPr>
-      <w:r>
-        <w:t xml:space="preserve">     A. x ≤ 5</w:t>
-      </w:r>
-    </w:p>
-    <w:p>
-      <w:pPr>
-        <w:spacing w:after="40" w:before="0"/>
-      </w:pPr>
-      <w:r>
-        <w:t xml:space="preserve">     B. x &lt; 5</w:t>
-      </w:r>
-    </w:p>
-    <w:p>
-      <w:pPr>
-        <w:spacing w:after="40" w:before="0"/>
-      </w:pPr>
-      <w:r>
-        <w:t xml:space="preserve">     C. x &gt; 5</w:t>
-      </w:r>
-    </w:p>
-    <w:p>
-      <w:pPr>
-        <w:spacing w:after="40" w:before="0"/>
-      </w:pPr>
-      <w:r>
-        <w:t xml:space="preserve">     D. x ≠ 5</w:t>
+        <w:t xml:space="preserve">6. Clue: the witness ran more than 15 feet, so d &gt; 15. On the number line, what do you draw?</w:t>
+      </w:r>
+    </w:p>
+    <w:p>
+      <w:pPr>
+        <w:spacing w:after="40" w:before="0"/>
+      </w:pPr>
+      <w:r>
+        <w:t xml:space="preserve">     A. Open circle at 15, shade right</w:t>
+      </w:r>
+    </w:p>
+    <w:p>
+      <w:pPr>
+        <w:spacing w:after="40" w:before="0"/>
+      </w:pPr>
+      <w:r>
+        <w:t xml:space="preserve">     B. Closed circle at 15, shade right</w:t>
+      </w:r>
+    </w:p>
+    <w:p>
+      <w:pPr>
+        <w:spacing w:after="40" w:before="0"/>
+      </w:pPr>
+      <w:r>
+        <w:t xml:space="preserve">     C. Open circle at 15, shade left</w:t>
+      </w:r>
+    </w:p>
+    <w:p>
+      <w:pPr>
+        <w:spacing w:after="40" w:before="0"/>
+      </w:pPr>
+      <w:r>
+        <w:t xml:space="preserve">     D. Closed circle at 15, shade left</w:t>
       </w:r>
     </w:p>
     <w:p>
@@ -1068,39 +1094,39 @@
           <w:b/>
           <w:bCs/>
         </w:rPr>
-        <w:t xml:space="preserve">7. A graph shows a closed circle at -2 shaded to the right. Which inequality is it?</w:t>
-      </w:r>
-    </w:p>
-    <w:p>
-      <w:pPr>
-        <w:spacing w:after="40" w:before="0"/>
-      </w:pPr>
-      <w:r>
-        <w:t xml:space="preserve">     A. x ≥ -2</w:t>
-      </w:r>
-    </w:p>
-    <w:p>
-      <w:pPr>
-        <w:spacing w:after="40" w:before="0"/>
-      </w:pPr>
-      <w:r>
-        <w:t xml:space="preserve">     B. x &gt; -2</w:t>
-      </w:r>
-    </w:p>
-    <w:p>
-      <w:pPr>
-        <w:spacing w:after="40" w:before="0"/>
-      </w:pPr>
-      <w:r>
-        <w:t xml:space="preserve">     C. x ≤ -2</w:t>
-      </w:r>
-    </w:p>
-    <w:p>
-      <w:pPr>
-        <w:spacing w:after="40" w:before="0"/>
-      </w:pPr>
-      <w:r>
-        <w:t xml:space="preserve">     D. x &lt; -2</w:t>
+        <w:t xml:space="preserve">7. Clue: the getaway car held at most 4 suspects, so s ≤ 4. How is this graphed?</w:t>
+      </w:r>
+    </w:p>
+    <w:p>
+      <w:pPr>
+        <w:spacing w:after="40" w:before="0"/>
+      </w:pPr>
+      <w:r>
+        <w:t xml:space="preserve">     A. Closed circle at 4, shade left</w:t>
+      </w:r>
+    </w:p>
+    <w:p>
+      <w:pPr>
+        <w:spacing w:after="40" w:before="0"/>
+      </w:pPr>
+      <w:r>
+        <w:t xml:space="preserve">     B. Open circle at 4, shade left</w:t>
+      </w:r>
+    </w:p>
+    <w:p>
+      <w:pPr>
+        <w:spacing w:after="40" w:before="0"/>
+      </w:pPr>
+      <w:r>
+        <w:t xml:space="preserve">     C. Closed circle at 4, shade right</w:t>
+      </w:r>
+    </w:p>
+    <w:p>
+      <w:pPr>
+        <w:spacing w:after="40" w:before="0"/>
+      </w:pPr>
+      <w:r>
+        <w:t xml:space="preserve">     D. Open circle at 4, shade right</w:t>
       </w:r>
     </w:p>
     <w:p>
@@ -1123,39 +1149,301 @@
           <w:b/>
           <w:bCs/>
         </w:rPr>
-        <w:t xml:space="preserve">8. Which value is a solution to x &lt; 4?</w:t>
-      </w:r>
-    </w:p>
-    <w:p>
-      <w:pPr>
-        <w:spacing w:after="40" w:before="0"/>
-      </w:pPr>
-      <w:r>
-        <w:t xml:space="preserve">     A. 3</w:t>
-      </w:r>
-    </w:p>
-    <w:p>
-      <w:pPr>
-        <w:spacing w:after="40" w:before="0"/>
-      </w:pPr>
-      <w:r>
-        <w:t xml:space="preserve">     B. 4</w:t>
-      </w:r>
-    </w:p>
-    <w:p>
-      <w:pPr>
-        <w:spacing w:after="40" w:before="0"/>
-      </w:pPr>
-      <w:r>
-        <w:t xml:space="preserve">     C. 5</w:t>
-      </w:r>
-    </w:p>
-    <w:p>
-      <w:pPr>
-        <w:spacing w:after="40" w:before="0"/>
-      </w:pPr>
-      <w:r>
-        <w:t xml:space="preserve">     D. 6</w:t>
+        <w:t xml:space="preserve">8. Detective Okafor is filing clues. Sort each inequality by the circle its graph uses.</w:t>
+      </w:r>
+    </w:p>
+    <w:p>
+      <w:pPr>
+        <w:spacing w:after="80" w:before="0"/>
+      </w:pPr>
+      <w:r>
+        <w:rPr>
+          <w:i/>
+          <w:iCs/>
+        </w:rPr>
+        <w:t xml:space="preserve">Groups: Open circle (boundary NOT included)   |   Closed circle (boundary IS included)</w:t>
+      </w:r>
+    </w:p>
+    <w:p>
+      <w:pPr>
+        <w:spacing w:after="40" w:before="0"/>
+      </w:pPr>
+      <w:r>
+        <w:t xml:space="preserve">   • c &gt; 20   → __________________</w:t>
+      </w:r>
+    </w:p>
+    <w:p>
+      <w:pPr>
+        <w:spacing w:after="40" w:before="0"/>
+      </w:pPr>
+      <w:r>
+        <w:t xml:space="preserve">   • t &lt; 11   → __________________</w:t>
+      </w:r>
+    </w:p>
+    <w:p>
+      <w:pPr>
+        <w:spacing w:after="40" w:before="0"/>
+      </w:pPr>
+      <w:r>
+        <w:t xml:space="preserve">   • w ≥ 14   → __________________</w:t>
+      </w:r>
+    </w:p>
+    <w:p>
+      <w:pPr>
+        <w:spacing w:after="40" w:before="0"/>
+      </w:pPr>
+      <w:r>
+        <w:t xml:space="preserve">   • m ≤ 2   → __________________</w:t>
+      </w:r>
+    </w:p>
+    <w:p>
+      <w:pPr>
+        <w:spacing w:after="60" w:before="120"/>
+      </w:pPr>
+      <w:r>
+        <w:rPr>
+          <w:color w:val="BBBBBB"/>
+        </w:rPr>
+        <w:t xml:space="preserve">______________________________________________________________________</w:t>
+      </w:r>
+    </w:p>
+    <w:p>
+      <w:pPr>
+        <w:spacing w:after="80" w:before="0"/>
+      </w:pPr>
+      <w:r>
+        <w:rPr>
+          <w:b/>
+          <w:bCs/>
+        </w:rPr>
+        <w:t xml:space="preserve">9. Match each clue inequality to the correct graph in the case file.</w:t>
+      </w:r>
+    </w:p>
+    <w:tbl>
+      <w:tblPr>
+        <w:tblW w:type="pct" w:w="100%"/>
+        <w:tblBorders>
+          <w:top w:val="single" w:color="auto" w:sz="4"/>
+          <w:left w:val="single" w:color="auto" w:sz="4"/>
+          <w:bottom w:val="single" w:color="auto" w:sz="4"/>
+          <w:right w:val="single" w:color="auto" w:sz="4"/>
+          <w:insideH w:val="single" w:color="auto" w:sz="4"/>
+          <w:insideV w:val="single" w:color="auto" w:sz="4"/>
+        </w:tblBorders>
+      </w:tblPr>
+      <w:tblGrid>
+        <w:gridCol w:w="100"/>
+        <w:gridCol w:w="100"/>
+      </w:tblGrid>
+      <w:tr>
+        <w:trPr>
+          <w:tblHeader/>
+        </w:trPr>
+        <w:tc>
+          <w:tcPr>
+            <w:tcW w:type="pct" w:w="50%"/>
+          </w:tcPr>
+          <w:p>
+            <w:r>
+              <w:rPr>
+                <w:b/>
+                <w:bCs/>
+              </w:rPr>
+              <w:t xml:space="preserve">Item</w:t>
+            </w:r>
+          </w:p>
+        </w:tc>
+        <w:tc>
+          <w:tcPr>
+            <w:tcW w:type="pct" w:w="50%"/>
+          </w:tcPr>
+          <w:p>
+            <w:r>
+              <w:rPr>
+                <w:b/>
+                <w:bCs/>
+              </w:rPr>
+              <w:t xml:space="preserve">Answer choices</w:t>
+            </w:r>
+          </w:p>
+        </w:tc>
+      </w:tr>
+      <w:tr>
+        <w:tc>
+          <w:tcPr>
+            <w:tcW w:type="pct" w:w="50%"/>
+          </w:tcPr>
+          <w:p>
+            <w:r>
+              <w:t xml:space="preserve">____  n &gt; 13</w:t>
+            </w:r>
+          </w:p>
+        </w:tc>
+        <w:tc>
+          <w:tcPr>
+            <w:tcW w:type="pct" w:w="50%"/>
+          </w:tcPr>
+          <w:p>
+            <w:r>
+              <w:t xml:space="preserve">D. Open circle at 17, shaded left</w:t>
+            </w:r>
+          </w:p>
+        </w:tc>
+      </w:tr>
+      <w:tr>
+        <w:tc>
+          <w:tcPr>
+            <w:tcW w:type="pct" w:w="50%"/>
+          </w:tcPr>
+          <w:p>
+            <w:r>
+              <w:t xml:space="preserve">____  n ≤ 16</w:t>
+            </w:r>
+          </w:p>
+        </w:tc>
+        <w:tc>
+          <w:tcPr>
+            <w:tcW w:type="pct" w:w="50%"/>
+          </w:tcPr>
+          <w:p>
+            <w:r>
+              <w:t xml:space="preserve">C. Closed circle at 20, shaded right</w:t>
+            </w:r>
+          </w:p>
+        </w:tc>
+      </w:tr>
+      <w:tr>
+        <w:tc>
+          <w:tcPr>
+            <w:tcW w:type="pct" w:w="50%"/>
+          </w:tcPr>
+          <w:p>
+            <w:r>
+              <w:t xml:space="preserve">____  n ≥ 20</w:t>
+            </w:r>
+          </w:p>
+        </w:tc>
+        <w:tc>
+          <w:tcPr>
+            <w:tcW w:type="pct" w:w="50%"/>
+          </w:tcPr>
+          <w:p>
+            <w:r>
+              <w:t xml:space="preserve">B. Closed circle at 16, shaded left</w:t>
+            </w:r>
+          </w:p>
+        </w:tc>
+      </w:tr>
+      <w:tr>
+        <w:tc>
+          <w:tcPr>
+            <w:tcW w:type="pct" w:w="50%"/>
+          </w:tcPr>
+          <w:p>
+            <w:r>
+              <w:t xml:space="preserve">____  n &lt; 17</w:t>
+            </w:r>
+          </w:p>
+        </w:tc>
+        <w:tc>
+          <w:tcPr>
+            <w:tcW w:type="pct" w:w="50%"/>
+          </w:tcPr>
+          <w:p>
+            <w:r>
+              <w:t xml:space="preserve">A. Open circle at 13, shaded right</w:t>
+            </w:r>
+          </w:p>
+        </w:tc>
+      </w:tr>
+    </w:tbl>
+    <w:p>
+      <w:pPr>
+        <w:spacing w:after="60" w:before="120"/>
+      </w:pPr>
+      <w:r>
+        <w:rPr>
+          <w:color w:val="BBBBBB"/>
+        </w:rPr>
+        <w:t xml:space="preserve">______________________________________________________________________</w:t>
+      </w:r>
+    </w:p>
+    <w:p>
+      <w:pPr>
+        <w:spacing w:after="80" w:before="0"/>
+      </w:pPr>
+      <w:r>
+        <w:rPr>
+          <w:b/>
+          <w:bCs/>
+        </w:rPr>
+        <w:t xml:space="preserve">10. Level 2 Extension — Crack the Graphing Mistake</w:t>
+      </w:r>
+    </w:p>
+    <w:p>
+      <w:pPr>
+        <w:spacing w:after="40" w:before="0"/>
+      </w:pPr>
+      <w:r>
+        <w:t xml:space="preserve">   Step 1 (Clue inequality): k &gt; 19 (the loot weighed more than 19 pounds)</w:t>
+      </w:r>
+    </w:p>
+    <w:p>
+      <w:pPr>
+        <w:spacing w:after="40" w:before="0"/>
+      </w:pPr>
+      <w:r>
+        <w:t xml:space="preserve">   Step 2 (Circle type): Closed circle at 19</w:t>
+      </w:r>
+    </w:p>
+    <w:p>
+      <w:pPr>
+        <w:spacing w:after="40" w:before="0"/>
+      </w:pPr>
+      <w:r>
+        <w:t xml:space="preserve">   Step 3 (Shade direction): Shade right</w:t>
+      </w:r>
+    </w:p>
+    <w:p>
+      <w:pPr>
+        <w:spacing w:after="40" w:before="0"/>
+      </w:pPr>
+      <w:r>
+        <w:t xml:space="preserve">   Step 4 (Final graph): Closed circle at 19, shaded right</w:t>
+      </w:r>
+    </w:p>
+    <w:p>
+      <w:pPr>
+        <w:spacing w:after="60" w:before="0"/>
+      </w:pPr>
+      <w:r>
+        <w:rPr>
+          <w:i/>
+          <w:iCs/>
+        </w:rPr>
+        <w:t xml:space="preserve">Which step has the mistake? Explain and fix it:</w:t>
+      </w:r>
+    </w:p>
+    <w:p>
+      <w:pPr>
+        <w:spacing w:after="60" w:before="120"/>
+      </w:pPr>
+      <w:r>
+        <w:rPr>
+          <w:color w:val="BBBBBB"/>
+        </w:rPr>
+        <w:t xml:space="preserve">______________________________________________________________________</w:t>
+      </w:r>
+    </w:p>
+    <w:p>
+      <w:pPr>
+        <w:spacing w:after="60" w:before="120"/>
+      </w:pPr>
+      <w:r>
+        <w:rPr>
+          <w:color w:val="BBBBBB"/>
+        </w:rPr>
+        <w:t xml:space="preserve">______________________________________________________________________</w:t>
       </w:r>
     </w:p>
     <w:p>
@@ -1201,10 +1489,22 @@
     </w:p>
     <w:p>
       <w:pPr>
+        <w:spacing w:after="20" w:before="0"/>
+      </w:pPr>
+      <w:r>
+        <w:t xml:space="preserve">     x &lt; 5 means 5 is NOT included (open circle) and values less than 5 are shaded (left).</w:t>
+      </w:r>
+    </w:p>
+    <w:p>
+      <w:pPr>
         <w:spacing w:after="80" w:before="0"/>
       </w:pPr>
       <w:r>
-        <w:t xml:space="preserve">     x &lt; 5 means 5 is NOT included (open circle) and values less than 5 are shaded (left).</w:t>
+        <w:rPr>
+          <w:i/>
+          <w:iCs/>
+        </w:rPr>
+        <w:t xml:space="preserve">     Watch for: A common mistake in Graph Inequalities is skipping the key idea: "Closed circle for ≤ or ≥ (included), open circle for &lt; or &gt; (not included); shade right for greater, left for less." — always check your work against this rule before you submit.</w:t>
       </w:r>
     </w:p>
     <w:p>
@@ -1221,10 +1521,22 @@
     </w:p>
     <w:p>
       <w:pPr>
+        <w:spacing w:after="20" w:before="0"/>
+      </w:pPr>
+      <w:r>
+        <w:t xml:space="preserve">     x ≥ 3 means 3 IS included (closed circle) and values greater than or equal to 3 are shaded (right).</w:t>
+      </w:r>
+    </w:p>
+    <w:p>
+      <w:pPr>
         <w:spacing w:after="80" w:before="0"/>
       </w:pPr>
       <w:r>
-        <w:t xml:space="preserve">     x ≥ 3 means 3 IS included (closed circle) and values greater than or equal to 3 are shaded (right).</w:t>
+        <w:rPr>
+          <w:i/>
+          <w:iCs/>
+        </w:rPr>
+        <w:t xml:space="preserve">     Watch for: A common mistake in Graph Inequalities is skipping the key idea: "Closed circle for ≤ or ≥ (included), open circle for &lt; or &gt; (not included); shade right for greater, left for less." — always check your work against this rule before you submit.</w:t>
       </w:r>
     </w:p>
     <w:p>
@@ -1241,10 +1553,22 @@
     </w:p>
     <w:p>
       <w:pPr>
+        <w:spacing w:after="20" w:before="0"/>
+      </w:pPr>
+      <w:r>
+        <w:t xml:space="preserve">     Closed circle means the value is included (≤ or ≥). Shaded left means less than or equal to: x ≤ 8.</w:t>
+      </w:r>
+    </w:p>
+    <w:p>
+      <w:pPr>
         <w:spacing w:after="80" w:before="0"/>
       </w:pPr>
       <w:r>
-        <w:t xml:space="preserve">     Closed circle means the value is included (≤ or ≥). Shaded left means less than or equal to: x ≤ 8.</w:t>
+        <w:rPr>
+          <w:i/>
+          <w:iCs/>
+        </w:rPr>
+        <w:t xml:space="preserve">     Watch for: A common mistake in Graph Inequalities is skipping the key idea: "Closed circle for ≤ or ≥ (included), open circle for &lt; or &gt; (not included); shade right for greater, left for less." — always check your work against this rule before you submit.</w:t>
       </w:r>
     </w:p>
     <w:p>
@@ -1284,7 +1608,43 @@
           <w:b/>
           <w:bCs/>
         </w:rPr>
-        <w:t xml:space="preserve">5. A. An open circle at 3, shaded to the right</w:t>
+        <w:t xml:space="preserve">5. onLevel — Spot the Common Mistake</w:t>
+      </w:r>
+    </w:p>
+    <w:p>
+      <w:pPr>
+        <w:spacing w:after="20" w:before="0"/>
+      </w:pPr>
+      <w:r>
+        <w:t xml:space="preserve">     The mistake is in Step 2.</w:t>
+      </w:r>
+    </w:p>
+    <w:p>
+      <w:pPr>
+        <w:spacing w:after="20" w:before="0"/>
+      </w:pPr>
+      <w:r>
+        <w:t xml:space="preserve">     Correct work: Follow the key idea: Closed circle for ≤ or ≥ (included), open circle for &lt; or &gt; (not included); shade right for greater, left for less.</w:t>
+      </w:r>
+    </w:p>
+    <w:p>
+      <w:pPr>
+        <w:spacing w:after="40" w:before="0"/>
+      </w:pPr>
+      <w:r>
+        <w:rPr>
+          <w:b/>
+          <w:bCs/>
+        </w:rPr>
+        <w:t xml:space="preserve">6. A. Open circle at 15, shade right</w:t>
+      </w:r>
+    </w:p>
+    <w:p>
+      <w:pPr>
+        <w:spacing w:after="20" w:before="0"/>
+      </w:pPr>
+      <w:r>
+        <w:t xml:space="preserve">     'Greater than' (&gt;) is a strict symbol, so 15 is NOT included — open circle. Larger values work, so shade right.</w:t>
       </w:r>
     </w:p>
     <w:p>
@@ -1292,19 +1652,31 @@
         <w:spacing w:after="80" w:before="0"/>
       </w:pPr>
       <w:r>
-        <w:t xml:space="preserve">     'Greater than' uses an open circle and shades right (larger values).</w:t>
-      </w:r>
-    </w:p>
-    <w:p>
-      <w:pPr>
-        <w:spacing w:after="40" w:before="0"/>
-      </w:pPr>
-      <w:r>
-        <w:rPr>
-          <w:b/>
-          <w:bCs/>
-        </w:rPr>
-        <w:t xml:space="preserve">6. A. x ≤ 5</w:t>
+        <w:rPr>
+          <w:i/>
+          <w:iCs/>
+        </w:rPr>
+        <w:t xml:space="preserve">     Watch for: A common mistake in Graph Inequalities is skipping the key idea: "Closed circle for ≤ or ≥ (included), open circle for &lt; or &gt; (not included); shade right for greater, left for less." — always check your work against this rule before you submit.</w:t>
+      </w:r>
+    </w:p>
+    <w:p>
+      <w:pPr>
+        <w:spacing w:after="40" w:before="0"/>
+      </w:pPr>
+      <w:r>
+        <w:rPr>
+          <w:b/>
+          <w:bCs/>
+        </w:rPr>
+        <w:t xml:space="preserve">7. A. Closed circle at 4, shade left</w:t>
+      </w:r>
+    </w:p>
+    <w:p>
+      <w:pPr>
+        <w:spacing w:after="20" w:before="0"/>
+      </w:pPr>
+      <w:r>
+        <w:t xml:space="preserve">     'Less than or equal to' (≤) includes 4 — closed circle. Smaller values work, so shade left.</w:t>
       </w:r>
     </w:p>
     <w:p>
@@ -1312,47 +1684,143 @@
         <w:spacing w:after="80" w:before="0"/>
       </w:pPr>
       <w:r>
-        <w:t xml:space="preserve">     'Less than or equal to' includes the endpoint, shown by a closed circle.</w:t>
-      </w:r>
-    </w:p>
-    <w:p>
-      <w:pPr>
-        <w:spacing w:after="40" w:before="0"/>
-      </w:pPr>
-      <w:r>
-        <w:rPr>
-          <w:b/>
-          <w:bCs/>
-        </w:rPr>
-        <w:t xml:space="preserve">7. A. x ≥ -2</w:t>
-      </w:r>
-    </w:p>
-    <w:p>
-      <w:pPr>
-        <w:spacing w:after="80" w:before="0"/>
-      </w:pPr>
-      <w:r>
-        <w:t xml:space="preserve">     Closed circle means 'or equal to'; shaded right means greater: x ≥ -2.</w:t>
-      </w:r>
-    </w:p>
-    <w:p>
-      <w:pPr>
-        <w:spacing w:after="40" w:before="0"/>
-      </w:pPr>
-      <w:r>
-        <w:rPr>
-          <w:b/>
-          <w:bCs/>
-        </w:rPr>
-        <w:t xml:space="preserve">8. A. 3</w:t>
-      </w:r>
-    </w:p>
-    <w:p>
-      <w:pPr>
-        <w:spacing w:after="80" w:before="0"/>
-      </w:pPr>
-      <w:r>
-        <w:t xml:space="preserve">     Only 3 is less than 4.</w:t>
+        <w:rPr>
+          <w:i/>
+          <w:iCs/>
+        </w:rPr>
+        <w:t xml:space="preserve">     Watch for: A common mistake in Graph Inequalities is skipping the key idea: "Closed circle for ≤ or ≥ (included), open circle for &lt; or &gt; (not included); shade right for greater, left for less." — always check your work against this rule before you submit.</w:t>
+      </w:r>
+    </w:p>
+    <w:p>
+      <w:pPr>
+        <w:spacing w:after="40" w:before="0"/>
+      </w:pPr>
+      <w:r>
+        <w:rPr>
+          <w:b/>
+          <w:bCs/>
+        </w:rPr>
+        <w:t xml:space="preserve">8. Correct groups:</w:t>
+      </w:r>
+    </w:p>
+    <w:p>
+      <w:pPr>
+        <w:spacing w:after="20" w:before="0"/>
+      </w:pPr>
+      <w:r>
+        <w:t xml:space="preserve">     c &gt; 20 → Open circle (boundary NOT included)</w:t>
+      </w:r>
+    </w:p>
+    <w:p>
+      <w:pPr>
+        <w:spacing w:after="20" w:before="0"/>
+      </w:pPr>
+      <w:r>
+        <w:t xml:space="preserve">     t &lt; 11 → Open circle (boundary NOT included)</w:t>
+      </w:r>
+    </w:p>
+    <w:p>
+      <w:pPr>
+        <w:spacing w:after="20" w:before="0"/>
+      </w:pPr>
+      <w:r>
+        <w:t xml:space="preserve">     w ≥ 14 → Closed circle (boundary IS included)</w:t>
+      </w:r>
+    </w:p>
+    <w:p>
+      <w:pPr>
+        <w:spacing w:after="20" w:before="0"/>
+      </w:pPr>
+      <w:r>
+        <w:t xml:space="preserve">     m ≤ 2 → Closed circle (boundary IS included)</w:t>
+      </w:r>
+    </w:p>
+    <w:p>
+      <w:pPr>
+        <w:spacing w:after="40" w:before="0"/>
+      </w:pPr>
+      <w:r>
+        <w:t xml:space="preserve"/>
+      </w:r>
+    </w:p>
+    <w:p>
+      <w:pPr>
+        <w:spacing w:after="40" w:before="0"/>
+      </w:pPr>
+      <w:r>
+        <w:rPr>
+          <w:b/>
+          <w:bCs/>
+        </w:rPr>
+        <w:t xml:space="preserve">9. Matches:</w:t>
+      </w:r>
+    </w:p>
+    <w:p>
+      <w:pPr>
+        <w:spacing w:after="20" w:before="0"/>
+      </w:pPr>
+      <w:r>
+        <w:t xml:space="preserve">     n &gt; 13 → Open circle at 13, shaded right</w:t>
+      </w:r>
+    </w:p>
+    <w:p>
+      <w:pPr>
+        <w:spacing w:after="20" w:before="0"/>
+      </w:pPr>
+      <w:r>
+        <w:t xml:space="preserve">     n ≤ 16 → Closed circle at 16, shaded left</w:t>
+      </w:r>
+    </w:p>
+    <w:p>
+      <w:pPr>
+        <w:spacing w:after="20" w:before="0"/>
+      </w:pPr>
+      <w:r>
+        <w:t xml:space="preserve">     n ≥ 20 → Closed circle at 20, shaded right</w:t>
+      </w:r>
+    </w:p>
+    <w:p>
+      <w:pPr>
+        <w:spacing w:after="20" w:before="0"/>
+      </w:pPr>
+      <w:r>
+        <w:t xml:space="preserve">     n &lt; 17 → Open circle at 17, shaded left</w:t>
+      </w:r>
+    </w:p>
+    <w:p>
+      <w:pPr>
+        <w:spacing w:after="40" w:before="0"/>
+      </w:pPr>
+      <w:r>
+        <w:t xml:space="preserve"/>
+      </w:r>
+    </w:p>
+    <w:p>
+      <w:pPr>
+        <w:spacing w:after="40" w:before="0"/>
+      </w:pPr>
+      <w:r>
+        <w:rPr>
+          <w:b/>
+          <w:bCs/>
+        </w:rPr>
+        <w:t xml:space="preserve">10. Level 2 Extension — Crack the Graphing Mistake</w:t>
+      </w:r>
+    </w:p>
+    <w:p>
+      <w:pPr>
+        <w:spacing w:after="20" w:before="0"/>
+      </w:pPr>
+      <w:r>
+        <w:t xml:space="preserve">     The mistake is in Step 2.</w:t>
+      </w:r>
+    </w:p>
+    <w:p>
+      <w:pPr>
+        <w:spacing w:after="20" w:before="0"/>
+      </w:pPr>
+      <w:r>
+        <w:t xml:space="preserve">     Correct work: k &gt; 19 uses the strict symbol &gt;, so 19 is NOT a solution. The circle must be OPEN, not closed. The shading right is correct. Final graph: open circle at 19, shaded right.</w:t>
       </w:r>
     </w:p>
     <w:sectPr>

--- a/lessons/7-5/homework.docx
+++ b/lessons/7-5/homework.docx
@@ -255,7 +255,7 @@
                     </pic:cNvPicPr>
                   </pic:nvPicPr>
                   <pic:blipFill>
-                    <a:blip r:embed="rId8" cstate="none"/>
+                    <a:blip r:embed="rId9" cstate="none"/>
                     <a:srcRect/>
                     <a:stretch>
                       <a:fillRect/>
@@ -318,7 +318,7 @@
                     </pic:cNvPicPr>
                   </pic:nvPicPr>
                   <pic:blipFill>
-                    <a:blip r:embed="rId8" cstate="none"/>
+                    <a:blip r:embed="rId10" cstate="none"/>
                     <a:srcRect/>
                     <a:stretch>
                       <a:fillRect/>
@@ -381,7 +381,7 @@
                     </pic:cNvPicPr>
                   </pic:nvPicPr>
                   <pic:blipFill>
-                    <a:blip r:embed="rId8" cstate="none"/>
+                    <a:blip r:embed="rId11" cstate="none"/>
                     <a:srcRect/>
                     <a:stretch>
                       <a:fillRect/>
@@ -444,7 +444,7 @@
                     </pic:cNvPicPr>
                   </pic:nvPicPr>
                   <pic:blipFill>
-                    <a:blip r:embed="rId9" cstate="none"/>
+                    <a:blip r:embed="rId12" cstate="none"/>
                     <a:srcRect/>
                     <a:stretch>
                       <a:fillRect/>
@@ -966,23 +966,31 @@
         <w:spacing w:after="40" w:before="0"/>
       </w:pPr>
       <w:r>
-        <w:t xml:space="preserve">   Step 1 (Read): A student is working on Graph Inequalities.</w:t>
-      </w:r>
-    </w:p>
-    <w:p>
-      <w:pPr>
-        <w:spacing w:after="40" w:before="0"/>
-      </w:pPr>
-      <w:r>
-        <w:t xml:space="preserve">   Step 2 (Attempt): They ignored the rule: Closed circle for ≤ or ≥ (included), open circle for &lt; or &gt; (not included); shade right for greater, left for less.</w:t>
-      </w:r>
-    </w:p>
-    <w:p>
-      <w:pPr>
-        <w:spacing w:after="40" w:before="0"/>
-      </w:pPr>
-      <w:r>
-        <w:t xml:space="preserve">   Step 3 (Check): The answer does not match the math rule from class.</w:t>
+        <w:t xml:space="preserve">   Step 1 (Read): The case file needs fewer than 9 clues, so c &lt; 9. Graph it.</w:t>
+      </w:r>
+    </w:p>
+    <w:p>
+      <w:pPr>
+        <w:spacing w:after="40" w:before="0"/>
+      </w:pPr>
+      <w:r>
+        <w:t xml:space="preserve">   Step 2 (Circle choice): Open circle at 9</w:t>
+      </w:r>
+    </w:p>
+    <w:p>
+      <w:pPr>
+        <w:spacing w:after="40" w:before="0"/>
+      </w:pPr>
+      <w:r>
+        <w:t xml:space="preserve">   Step 3 (Shade direction): Shade right</w:t>
+      </w:r>
+    </w:p>
+    <w:p>
+      <w:pPr>
+        <w:spacing w:after="40" w:before="0"/>
+      </w:pPr>
+      <w:r>
+        <w:t xml:space="preserve">   Step 4 (Final graph): Open circle at 9, shaded right</w:t>
       </w:r>
     </w:p>
     <w:p>
@@ -1504,7 +1512,7 @@
           <w:i/>
           <w:iCs/>
         </w:rPr>
-        <w:t xml:space="preserve">     Watch for: A common mistake in Graph Inequalities is skipping the key idea: "Closed circle for ≤ or ≥ (included), open circle for &lt; or &gt; (not included); shade right for greater, left for less." — always check your work against this rule before you submit.</w:t>
+        <w:t xml:space="preserve">     Watch for: A common mistake in Graph Inequalities is treating ≥ and ≤ the same as &gt; and &lt; and drawing the wrong circle. For example, students often graph x ≥ 6 with an OPEN circle (as if it were x &gt; 6), which wrongly excludes 6 even though 6 itself makes x ≥ 6 true. A second common mistake is choosing the right circle but shading the wrong direction — for x &lt; 9 students sometimes shade right instead of left. Always check the symbol twice: once for the circle (does it have an 'or equal to' line?) and once for the shading direction (does the symbol point toward larger or smaller numbers?).</w:t>
       </w:r>
     </w:p>
     <w:p>
@@ -1536,7 +1544,7 @@
           <w:i/>
           <w:iCs/>
         </w:rPr>
-        <w:t xml:space="preserve">     Watch for: A common mistake in Graph Inequalities is skipping the key idea: "Closed circle for ≤ or ≥ (included), open circle for &lt; or &gt; (not included); shade right for greater, left for less." — always check your work against this rule before you submit.</w:t>
+        <w:t xml:space="preserve">     Watch for: A common mistake in Graph Inequalities is treating ≥ and ≤ the same as &gt; and &lt; and drawing the wrong circle. For example, students often graph x ≥ 6 with an OPEN circle (as if it were x &gt; 6), which wrongly excludes 6 even though 6 itself makes x ≥ 6 true. A second common mistake is choosing the right circle but shading the wrong direction — for x &lt; 9 students sometimes shade right instead of left. Always check the symbol twice: once for the circle (does it have an 'or equal to' line?) and once for the shading direction (does the symbol point toward larger or smaller numbers?).</w:t>
       </w:r>
     </w:p>
     <w:p>
@@ -1568,7 +1576,7 @@
           <w:i/>
           <w:iCs/>
         </w:rPr>
-        <w:t xml:space="preserve">     Watch for: A common mistake in Graph Inequalities is skipping the key idea: "Closed circle for ≤ or ≥ (included), open circle for &lt; or &gt; (not included); shade right for greater, left for less." — always check your work against this rule before you submit.</w:t>
+        <w:t xml:space="preserve">     Watch for: A common mistake in Graph Inequalities is treating ≥ and ≤ the same as &gt; and &lt; and drawing the wrong circle. For example, students often graph x ≥ 6 with an OPEN circle (as if it were x &gt; 6), which wrongly excludes 6 even though 6 itself makes x ≥ 6 true. A second common mistake is choosing the right circle but shading the wrong direction — for x &lt; 9 students sometimes shade right instead of left. Always check the symbol twice: once for the circle (does it have an 'or equal to' line?) and once for the shading direction (does the symbol point toward larger or smaller numbers?).</w:t>
       </w:r>
     </w:p>
     <w:p>
@@ -1616,7 +1624,7 @@
         <w:spacing w:after="20" w:before="0"/>
       </w:pPr>
       <w:r>
-        <w:t xml:space="preserve">     The mistake is in Step 2.</w:t>
+        <w:t xml:space="preserve">     The mistake is in Step 3.</w:t>
       </w:r>
     </w:p>
     <w:p>
@@ -1624,7 +1632,7 @@
         <w:spacing w:after="20" w:before="0"/>
       </w:pPr>
       <w:r>
-        <w:t xml:space="preserve">     Correct work: Follow the key idea: Closed circle for ≤ or ≥ (included), open circle for &lt; or &gt; (not included); shade right for greater, left for less.</w:t>
+        <w:t xml:space="preserve">     Correct work: The circle choice was correct — c &lt; 9 does not include 9, so it needs an open circle. But 'less than' means smaller values, so the shading should go LEFT toward smaller numbers, not right. Final graph: open circle at 9, shaded left.</w:t>
       </w:r>
     </w:p>
     <w:p>
@@ -1656,7 +1664,7 @@
           <w:i/>
           <w:iCs/>
         </w:rPr>
-        <w:t xml:space="preserve">     Watch for: A common mistake in Graph Inequalities is skipping the key idea: "Closed circle for ≤ or ≥ (included), open circle for &lt; or &gt; (not included); shade right for greater, left for less." — always check your work against this rule before you submit.</w:t>
+        <w:t xml:space="preserve">     Watch for: A common mistake in Graph Inequalities is treating ≥ and ≤ the same as &gt; and &lt; and drawing the wrong circle. For example, students often graph x ≥ 6 with an OPEN circle (as if it were x &gt; 6), which wrongly excludes 6 even though 6 itself makes x ≥ 6 true. A second common mistake is choosing the right circle but shading the wrong direction — for x &lt; 9 students sometimes shade right instead of left. Always check the symbol twice: once for the circle (does it have an 'or equal to' line?) and once for the shading direction (does the symbol point toward larger or smaller numbers?).</w:t>
       </w:r>
     </w:p>
     <w:p>
@@ -1688,7 +1696,7 @@
           <w:i/>
           <w:iCs/>
         </w:rPr>
-        <w:t xml:space="preserve">     Watch for: A common mistake in Graph Inequalities is skipping the key idea: "Closed circle for ≤ or ≥ (included), open circle for &lt; or &gt; (not included); shade right for greater, left for less." — always check your work against this rule before you submit.</w:t>
+        <w:t xml:space="preserve">     Watch for: A common mistake in Graph Inequalities is treating ≥ and ≤ the same as &gt; and &lt; and drawing the wrong circle. For example, students often graph x ≥ 6 with an OPEN circle (as if it were x &gt; 6), which wrongly excludes 6 even though 6 itself makes x ≥ 6 true. A second common mistake is choosing the right circle but shading the wrong direction — for x &lt; 9 students sometimes shade right instead of left. Always check the symbol twice: once for the circle (does it have an 'or equal to' line?) and once for the shading direction (does the symbol point toward larger or smaller numbers?).</w:t>
       </w:r>
     </w:p>
     <w:p>

--- a/lessons/7-5/homework.docx
+++ b/lessons/7-5/homework.docx
@@ -12,7 +12,7 @@
           <w:b/>
           <w:bCs/>
         </w:rPr>
-        <w:t xml:space="preserve">Graph on the Coordinate Plane — Homework</w:t>
+        <w:t xml:space="preserve">Represent Rational Numbers on the Coordinate Plane — Homework</w:t>
       </w:r>
     </w:p>
     <w:p>
@@ -24,7 +24,7 @@
           <w:i/>
           <w:iCs/>
         </w:rPr>
-        <w:t xml:space="preserve">Lesson 9-1  •  Standard 6.NOS.6</w:t>
+        <w:t xml:space="preserve">Lesson 7-5  •  Standard 6.NOS.6</w:t>
       </w:r>
     </w:p>
     <w:p>
@@ -161,10 +161,10 @@
           <w:b/>
           <w:bCs/>
         </w:rPr>
-        <w:t xml:space="preserve">Coordinate plane (Plano cartesiano)</w:t>
-      </w:r>
-      <w:r>
-        <w:t xml:space="preserve"> — A grid with a line going across and a line going up that cross.</w:t>
+        <w:t xml:space="preserve">Graph on the Coordinate Plane (Representar en el plano de coordenadas)</w:t>
+      </w:r>
+      <w:r>
+        <w:t xml:space="preserve"> — Plot a point by moving horizontally to its x-coordinate and vertically to its y-coordinate.</w:t>
       </w:r>
     </w:p>
     <w:p>
@@ -224,10 +224,10 @@
           <w:b/>
           <w:bCs/>
         </w:rPr>
-        <w:t xml:space="preserve">Ordered pair (Par ordenado)</w:t>
-      </w:r>
-      <w:r>
-        <w:t xml:space="preserve"> — Two numbers (x, y) that tell where a point is on a grid.</w:t>
+        <w:t xml:space="preserve">Coordinate plane (Plano cartesiano)</w:t>
+      </w:r>
+      <w:r>
+        <w:t xml:space="preserve"> — A grid with a line going across and a line going up to plot points.</w:t>
       </w:r>
     </w:p>
     <w:p>
@@ -287,10 +287,10 @@
           <w:b/>
           <w:bCs/>
         </w:rPr>
-        <w:t xml:space="preserve">Origin (Origen)</w:t>
-      </w:r>
-      <w:r>
-        <w:t xml:space="preserve"> — The point (0, 0) where the two grid lines cross.</w:t>
+        <w:t xml:space="preserve">Ordered pair (Par ordenado)</w:t>
+      </w:r>
+      <w:r>
+        <w:t xml:space="preserve"> — Two numbers (x, y) that tell where a point is on a grid.</w:t>
       </w:r>
     </w:p>
     <w:p>
@@ -350,10 +350,10 @@
           <w:b/>
           <w:bCs/>
         </w:rPr>
-        <w:t xml:space="preserve">Quadrant (Cuadrante)</w:t>
-      </w:r>
-      <w:r>
-        <w:t xml:space="preserve"> — One of the four parts of a coordinate grid.</w:t>
+        <w:t xml:space="preserve">Origin (Origen)</w:t>
+      </w:r>
+      <w:r>
+        <w:t xml:space="preserve"> — The point (0, 0) where the two grid lines cross.</w:t>
       </w:r>
     </w:p>
     <w:p>
@@ -413,10 +413,10 @@
           <w:b/>
           <w:bCs/>
         </w:rPr>
-        <w:t xml:space="preserve">Reflection (Reflexión)</w:t>
-      </w:r>
-      <w:r>
-        <w:t xml:space="preserve"> — A flipped, mirror image across a line.</w:t>
+        <w:t xml:space="preserve">Quadrant (Cuadrante)</w:t>
+      </w:r>
+      <w:r>
+        <w:t xml:space="preserve"> — One of the four parts of a coordinate grid, numbered I to IV.</w:t>
       </w:r>
     </w:p>
     <w:p>
@@ -476,6 +476,69 @@
           <w:b/>
           <w:bCs/>
         </w:rPr>
+        <w:t xml:space="preserve">Reflection (Reflexión)</w:t>
+      </w:r>
+      <w:r>
+        <w:t xml:space="preserve"> — A flipped, mirror image across a line.</w:t>
+      </w:r>
+    </w:p>
+    <w:p>
+      <w:pPr>
+        <w:keepNext/>
+        <w:spacing w:after="20" w:before="80"/>
+        <w:jc w:val="center"/>
+      </w:pPr>
+      <w:r>
+        <w:drawing>
+          <wp:inline distT="0" distB="0" distL="0" distR="0">
+            <wp:extent cx="1047750" cy="790575"/>
+            <wp:effectExtent t="0" r="0" b="0" l="0"/>
+            <wp:docPr id="1" name="" descr="" title=""/>
+            <wp:cNvGraphicFramePr>
+              <a:graphicFrameLocks xmlns:a="http://schemas.openxmlformats.org/drawingml/2006/main" noChangeAspect="1"/>
+            </wp:cNvGraphicFramePr>
+            <a:graphic xmlns:a="http://schemas.openxmlformats.org/drawingml/2006/main">
+              <a:graphicData uri="http://schemas.openxmlformats.org/drawingml/2006/picture">
+                <pic:pic xmlns:pic="http://schemas.openxmlformats.org/drawingml/2006/picture">
+                  <pic:nvPicPr>
+                    <pic:cNvPr id="0" name="" descr=""/>
+                    <pic:cNvPicPr>
+                      <a:picLocks noChangeAspect="1" noChangeArrowheads="1"/>
+                    </pic:cNvPicPr>
+                  </pic:nvPicPr>
+                  <pic:blipFill>
+                    <a:blip r:embed="rId13" cstate="none"/>
+                    <a:srcRect/>
+                    <a:stretch>
+                      <a:fillRect/>
+                    </a:stretch>
+                  </pic:blipFill>
+                  <pic:spPr bwMode="auto">
+                    <a:xfrm>
+                      <a:off x="0" y="0"/>
+                      <a:ext cx="1047750" cy="790575"/>
+                    </a:xfrm>
+                    <a:prstGeom prst="rect">
+                      <a:avLst/>
+                    </a:prstGeom>
+                  </pic:spPr>
+                </pic:pic>
+              </a:graphicData>
+            </a:graphic>
+          </wp:inline>
+        </w:drawing>
+      </w:r>
+    </w:p>
+    <w:p>
+      <w:pPr>
+        <w:keepNext/>
+        <w:spacing w:after="120"/>
+      </w:pPr>
+      <w:r>
+        <w:rPr>
+          <w:b/>
+          <w:bCs/>
+        </w:rPr>
         <w:t xml:space="preserve">Integer (Número entero)</w:t>
       </w:r>
       <w:r>
@@ -1087,7 +1150,7 @@
           <w:b/>
           <w:bCs/>
         </w:rPr>
-        <w:t xml:space="preserve">6. onLevel — Spot the Common Mistake</w:t>
+        <w:t xml:space="preserve">6. Spot the Common Mistake</w:t>
       </w:r>
     </w:p>
     <w:p>
@@ -1808,7 +1871,7 @@
           <w:b/>
           <w:bCs/>
         </w:rPr>
-        <w:t xml:space="preserve">6. onLevel — Spot the Common Mistake</w:t>
+        <w:t xml:space="preserve">6. Spot the Common Mistake</w:t>
       </w:r>
     </w:p>
     <w:p>
@@ -1825,6 +1888,14 @@
       </w:pPr>
       <w:r>
         <w:t xml:space="preserve">     Correct work: The y-coordinate is 0, not 4. After moving 4 right, the up move is 0 units, so the point stays on the x-axis at (4, 0). The student reused the x-value instead of reading the second number (0).</w:t>
+      </w:r>
+    </w:p>
+    <w:p>
+      <w:pPr>
+        <w:spacing w:after="80" w:before="0"/>
+      </w:pPr>
+      <w:r>
+        <w:t xml:space="preserve">     Watch for: The up move comes from the SECOND number, and the second number in (4, 0) is 0. Reusing the 4 pushes the point off the axis to (4, 4). With a y-coordinate of 0 there is no upward move at all, so the point stays right on the x-axis at (4, 0).</w:t>
       </w:r>
     </w:p>
     <w:p>
